--- a/Template.docx
+++ b/Template.docx
@@ -80,13 +80,23 @@
                               </w:rPr>
                               <w:t xml:space="preserve">About The Program </w:t>
                             </w:r>
-                            <w:r>
-                              <w:rPr>
-                                <w:color w:val="FFFFFF" w:themeColor="background1"/>
-                                <w:sz w:val="10"/>
-                                <w:szCs w:val="10"/>
-                              </w:rPr>
-                              <w:t>At Tamara, we believe exceptional talent deserves an exceptional launchpad.</w:t>
+                            <w:proofErr w:type="gramStart"/>
+                            <w:r>
+                              <w:rPr>
+                                <w:color w:val="FFFFFF" w:themeColor="background1"/>
+                                <w:sz w:val="10"/>
+                                <w:szCs w:val="10"/>
+                              </w:rPr>
+                              <w:t>At</w:t>
+                            </w:r>
+                            <w:proofErr w:type="gramEnd"/>
+                            <w:r>
+                              <w:rPr>
+                                <w:color w:val="FFFFFF" w:themeColor="background1"/>
+                                <w:sz w:val="10"/>
+                                <w:szCs w:val="10"/>
+                              </w:rPr>
+                              <w:t xml:space="preserve"> Tamara, we believe exceptional talent deserves an exceptional launchpad.</w:t>
                             </w:r>
                             <w:r>
                               <w:rPr>
@@ -531,7 +541,25 @@
                                 <w:sz w:val="10"/>
                                 <w:szCs w:val="10"/>
                               </w:rPr>
-                              <w:t>Build platform primitives and data products that power self-serve analytics and AI-assisted insights (not only dashboards).</w:t>
+                              <w:t>Build platform primitives and data products that power self-serve analytics and AI-assisted insights (</w:t>
+                            </w:r>
+                            <w:proofErr w:type="gramStart"/>
+                            <w:r>
+                              <w:rPr>
+                                <w:color w:val="FFFFFF" w:themeColor="background1"/>
+                                <w:sz w:val="10"/>
+                                <w:szCs w:val="10"/>
+                              </w:rPr>
+                              <w:t>not only dashboards</w:t>
+                            </w:r>
+                            <w:proofErr w:type="gramEnd"/>
+                            <w:r>
+                              <w:rPr>
+                                <w:color w:val="FFFFFF" w:themeColor="background1"/>
+                                <w:sz w:val="10"/>
+                                <w:szCs w:val="10"/>
+                              </w:rPr>
+                              <w:t>).</w:t>
                             </w:r>
                           </w:p>
                           <w:p>
@@ -674,13 +702,23 @@
                                 <w:szCs w:val="10"/>
                               </w:rPr>
                             </w:pPr>
-                            <w:r>
-                              <w:rPr>
-                                <w:color w:val="FFFFFF" w:themeColor="background1"/>
-                                <w:sz w:val="10"/>
-                                <w:szCs w:val="10"/>
-                              </w:rPr>
-                              <w:t>  Solid programming fundamentals in Python, Java, Go, or similar.</w:t>
+                            <w:proofErr w:type="gramStart"/>
+                            <w:r>
+                              <w:rPr>
+                                <w:color w:val="FFFFFF" w:themeColor="background1"/>
+                                <w:sz w:val="10"/>
+                                <w:szCs w:val="10"/>
+                              </w:rPr>
+                              <w:t>  Solid</w:t>
+                            </w:r>
+                            <w:proofErr w:type="gramEnd"/>
+                            <w:r>
+                              <w:rPr>
+                                <w:color w:val="FFFFFF" w:themeColor="background1"/>
+                                <w:sz w:val="10"/>
+                                <w:szCs w:val="10"/>
+                              </w:rPr>
+                              <w:t xml:space="preserve"> programming fundamentals in Python, Java, Go, or similar.</w:t>
                             </w:r>
                           </w:p>
                           <w:p>
@@ -691,13 +729,23 @@
                                 <w:szCs w:val="10"/>
                               </w:rPr>
                             </w:pPr>
-                            <w:r>
-                              <w:rPr>
-                                <w:color w:val="FFFFFF" w:themeColor="background1"/>
-                                <w:sz w:val="10"/>
-                                <w:szCs w:val="10"/>
-                              </w:rPr>
-                              <w:t>  Strong SQL fundamentals.</w:t>
+                            <w:proofErr w:type="gramStart"/>
+                            <w:r>
+                              <w:rPr>
+                                <w:color w:val="FFFFFF" w:themeColor="background1"/>
+                                <w:sz w:val="10"/>
+                                <w:szCs w:val="10"/>
+                              </w:rPr>
+                              <w:t>  Strong</w:t>
+                            </w:r>
+                            <w:proofErr w:type="gramEnd"/>
+                            <w:r>
+                              <w:rPr>
+                                <w:color w:val="FFFFFF" w:themeColor="background1"/>
+                                <w:sz w:val="10"/>
+                                <w:szCs w:val="10"/>
+                              </w:rPr>
+                              <w:t xml:space="preserve"> SQL fundamentals.</w:t>
                             </w:r>
                           </w:p>
                           <w:p>
@@ -708,13 +756,23 @@
                                 <w:szCs w:val="10"/>
                               </w:rPr>
                             </w:pPr>
-                            <w:r>
-                              <w:rPr>
-                                <w:color w:val="FFFFFF" w:themeColor="background1"/>
-                                <w:sz w:val="10"/>
-                                <w:szCs w:val="10"/>
-                              </w:rPr>
-                              <w:t>  Understanding of data concepts: schemas, partitions, data quality, SLAs, and basic security/PII awareness.</w:t>
+                            <w:proofErr w:type="gramStart"/>
+                            <w:r>
+                              <w:rPr>
+                                <w:color w:val="FFFFFF" w:themeColor="background1"/>
+                                <w:sz w:val="10"/>
+                                <w:szCs w:val="10"/>
+                              </w:rPr>
+                              <w:t>  Understanding</w:t>
+                            </w:r>
+                            <w:proofErr w:type="gramEnd"/>
+                            <w:r>
+                              <w:rPr>
+                                <w:color w:val="FFFFFF" w:themeColor="background1"/>
+                                <w:sz w:val="10"/>
+                                <w:szCs w:val="10"/>
+                              </w:rPr>
+                              <w:t xml:space="preserve"> of data concepts: schemas, partitions, data quality, SLAs, and basic security/PII awareness.</w:t>
                             </w:r>
                           </w:p>
                           <w:p>
@@ -725,13 +783,23 @@
                                 <w:szCs w:val="10"/>
                               </w:rPr>
                             </w:pPr>
-                            <w:r>
-                              <w:rPr>
-                                <w:color w:val="FFFFFF" w:themeColor="background1"/>
-                                <w:sz w:val="10"/>
-                                <w:szCs w:val="10"/>
-                              </w:rPr>
-                              <w:t>  A problem-solving mindset and comfort debugging systems end-to-end.</w:t>
+                            <w:proofErr w:type="gramStart"/>
+                            <w:r>
+                              <w:rPr>
+                                <w:color w:val="FFFFFF" w:themeColor="background1"/>
+                                <w:sz w:val="10"/>
+                                <w:szCs w:val="10"/>
+                              </w:rPr>
+                              <w:t>  A</w:t>
+                            </w:r>
+                            <w:proofErr w:type="gramEnd"/>
+                            <w:r>
+                              <w:rPr>
+                                <w:color w:val="FFFFFF" w:themeColor="background1"/>
+                                <w:sz w:val="10"/>
+                                <w:szCs w:val="10"/>
+                              </w:rPr>
+                              <w:t xml:space="preserve"> problem-solving mindset and comfort debugging systems end-to-end.</w:t>
                             </w:r>
                           </w:p>
                           <w:p>
@@ -742,13 +810,23 @@
                                 <w:szCs w:val="10"/>
                               </w:rPr>
                             </w:pPr>
-                            <w:r>
-                              <w:rPr>
-                                <w:color w:val="FFFFFF" w:themeColor="background1"/>
-                                <w:sz w:val="10"/>
-                                <w:szCs w:val="10"/>
-                              </w:rPr>
-                              <w:t xml:space="preserve">  Clear communication and a collaborative approach. </w:t>
+                            <w:proofErr w:type="gramStart"/>
+                            <w:r>
+                              <w:rPr>
+                                <w:color w:val="FFFFFF" w:themeColor="background1"/>
+                                <w:sz w:val="10"/>
+                                <w:szCs w:val="10"/>
+                              </w:rPr>
+                              <w:t>  Clear</w:t>
+                            </w:r>
+                            <w:proofErr w:type="gramEnd"/>
+                            <w:r>
+                              <w:rPr>
+                                <w:color w:val="FFFFFF" w:themeColor="background1"/>
+                                <w:sz w:val="10"/>
+                                <w:szCs w:val="10"/>
+                              </w:rPr>
+                              <w:t xml:space="preserve"> communication and a collaborative approach. </w:t>
                             </w:r>
                             <w:r>
                               <w:rPr>
@@ -2610,15 +2688,639 @@
           <w:rFonts w:ascii="Georgia"/>
           <w:spacing w:val="-2"/>
           <w:w w:val="110"/>
-        </w:rPr>
-      </w:pPr>
-      <w:r>
-        <w:rPr>
-          <w:color w:val="3D3D3D"/>
           <w:sz w:val="16"/>
           <w:szCs w:val="16"/>
         </w:rPr>
+      </w:pPr>
+      <w:r>
+        <w:rPr>
+          <w:color w:val="3D3D3D"/>
+          <w:sz w:val="16"/>
+          <w:szCs w:val="16"/>
+        </w:rPr>
         <w:t>{{SUMMARY}}</w:t>
+      </w:r>
+    </w:p>
+    <w:p>
+      <w:pPr>
+        <w:pStyle w:val="Heading1"/>
+        <w:rPr>
+          <w:rFonts w:ascii="Georgia"/>
+        </w:rPr>
+      </w:pPr>
+      <w:r>
+        <w:rPr>
+          <w:rFonts w:ascii="Georgia"/>
+          <w:spacing w:val="-2"/>
+          <w:w w:val="115"/>
+        </w:rPr>
+        <w:t>Skills</w:t>
+      </w:r>
+    </w:p>
+    <w:p>
+      <w:pPr>
+        <w:pStyle w:val="BodyText"/>
+        <w:spacing w:before="8"/>
+        <w:ind w:left="0" w:firstLine="0"/>
+        <w:rPr>
+          <w:rFonts w:ascii="Georgia"/>
+          <w:sz w:val="5"/>
+        </w:rPr>
+      </w:pPr>
+      <w:r>
+        <w:rPr>
+          <w:rFonts w:ascii="Georgia"/>
+          <w:noProof/>
+          <w:sz w:val="5"/>
+        </w:rPr>
+        <mc:AlternateContent>
+          <mc:Choice Requires="wps">
+            <w:drawing>
+              <wp:anchor distT="0" distB="0" distL="0" distR="0" simplePos="0" relativeHeight="487605760" behindDoc="1" locked="0" layoutInCell="1" allowOverlap="1" wp14:anchorId="7A1A2492" wp14:editId="57F9DE76">
+                <wp:simplePos x="0" y="0"/>
+                <wp:positionH relativeFrom="page">
+                  <wp:posOffset>507510</wp:posOffset>
+                </wp:positionH>
+                <wp:positionV relativeFrom="paragraph">
+                  <wp:posOffset>56900</wp:posOffset>
+                </wp:positionV>
+                <wp:extent cx="6557645" cy="8255"/>
+                <wp:effectExtent l="0" t="0" r="0" b="0"/>
+                <wp:wrapTopAndBottom/>
+                <wp:docPr id="1750002247" name="Graphic 11"/>
+                <wp:cNvGraphicFramePr>
+                  <a:graphicFrameLocks xmlns:a="http://schemas.openxmlformats.org/drawingml/2006/main"/>
+                </wp:cNvGraphicFramePr>
+                <a:graphic xmlns:a="http://schemas.openxmlformats.org/drawingml/2006/main">
+                  <a:graphicData uri="http://schemas.microsoft.com/office/word/2010/wordprocessingShape">
+                    <wps:wsp>
+                      <wps:cNvSpPr>
+                        <a:spLocks/>
+                      </wps:cNvSpPr>
+                      <wps:spPr>
+                        <a:xfrm>
+                          <a:off x="0" y="0"/>
+                          <a:ext cx="6557645" cy="8255"/>
+                        </a:xfrm>
+                        <a:custGeom>
+                          <a:avLst/>
+                          <a:gdLst/>
+                          <a:ahLst/>
+                          <a:cxnLst/>
+                          <a:rect l="l" t="t" r="r" b="b"/>
+                          <a:pathLst>
+                            <a:path w="6557645" h="8255">
+                              <a:moveTo>
+                                <a:pt x="6557354" y="8055"/>
+                              </a:moveTo>
+                              <a:lnTo>
+                                <a:pt x="0" y="8055"/>
+                              </a:lnTo>
+                              <a:lnTo>
+                                <a:pt x="0" y="0"/>
+                              </a:lnTo>
+                              <a:lnTo>
+                                <a:pt x="6557354" y="0"/>
+                              </a:lnTo>
+                              <a:lnTo>
+                                <a:pt x="6557354" y="8055"/>
+                              </a:lnTo>
+                              <a:close/>
+                            </a:path>
+                          </a:pathLst>
+                        </a:custGeom>
+                        <a:solidFill>
+                          <a:srgbClr val="000000"/>
+                        </a:solidFill>
+                      </wps:spPr>
+                      <wps:bodyPr wrap="square" lIns="0" tIns="0" rIns="0" bIns="0" rtlCol="0">
+                        <a:prstTxWarp prst="textNoShape">
+                          <a:avLst/>
+                        </a:prstTxWarp>
+                        <a:noAutofit/>
+                      </wps:bodyPr>
+                    </wps:wsp>
+                  </a:graphicData>
+                </a:graphic>
+              </wp:anchor>
+            </w:drawing>
+          </mc:Choice>
+          <mc:Fallback>
+            <w:pict>
+              <v:shape w14:anchorId="54B6386C" id="Graphic 11" o:spid="_x0000_s1026" style="position:absolute;left:0;text-align:left;margin-left:39.95pt;margin-top:4.5pt;width:516.35pt;height:.65pt;z-index:-15710720;visibility:visible;mso-wrap-style:square;mso-wrap-distance-left:0;mso-wrap-distance-top:0;mso-wrap-distance-right:0;mso-wrap-distance-bottom:0;mso-position-horizontal:absolute;mso-position-horizontal-relative:page;mso-position-vertical:absolute;mso-position-vertical-relative:text;v-text-anchor:top" coordsize="6557645,8255" o:gfxdata="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" path="m6557354,8055l,8055,,,6557354,r,8055xe" fillcolor="black" stroked="f">
+                <v:path arrowok="t"/>
+                <w10:wrap type="topAndBottom" anchorx="page"/>
+              </v:shape>
+            </w:pict>
+          </mc:Fallback>
+        </mc:AlternateContent>
+      </w:r>
+    </w:p>
+    <w:p>
+      <w:pPr>
+        <w:pStyle w:val="Heading1"/>
+        <w:spacing w:before="90"/>
+        <w:rPr>
+          <w:rFonts w:ascii="Georgia"/>
+          <w:spacing w:val="-2"/>
+          <w:w w:val="105"/>
+        </w:rPr>
+      </w:pPr>
+      <w:r>
+        <w:rPr>
+          <w:color w:val="3D3D3D"/>
+          <w:sz w:val="16"/>
+          <w:szCs w:val="16"/>
+        </w:rPr>
+        <w:t>{{SKILLS_LIST}}</w:t>
+      </w:r>
+    </w:p>
+    <w:p>
+      <w:pPr>
+        <w:pStyle w:val="Heading1"/>
+        <w:rPr>
+          <w:rFonts w:ascii="Georgia"/>
+        </w:rPr>
+      </w:pPr>
+      <w:r>
+        <w:rPr>
+          <w:rFonts w:ascii="Georgia"/>
+          <w:spacing w:val="-2"/>
+          <w:w w:val="110"/>
+        </w:rPr>
+        <w:t>Languages</w:t>
+      </w:r>
+    </w:p>
+    <w:p>
+      <w:pPr>
+        <w:pStyle w:val="BodyText"/>
+        <w:spacing w:before="8"/>
+        <w:ind w:left="0" w:firstLine="0"/>
+        <w:rPr>
+          <w:rFonts w:ascii="Georgia"/>
+          <w:sz w:val="5"/>
+        </w:rPr>
+      </w:pPr>
+      <w:r>
+        <w:rPr>
+          <w:rFonts w:ascii="Georgia"/>
+          <w:noProof/>
+          <w:sz w:val="5"/>
+        </w:rPr>
+        <mc:AlternateContent>
+          <mc:Choice Requires="wps">
+            <w:drawing>
+              <wp:anchor distT="0" distB="0" distL="0" distR="0" simplePos="0" relativeHeight="487603712" behindDoc="1" locked="0" layoutInCell="1" allowOverlap="1" wp14:anchorId="65233ED9" wp14:editId="142F045E">
+                <wp:simplePos x="0" y="0"/>
+                <wp:positionH relativeFrom="page">
+                  <wp:posOffset>507510</wp:posOffset>
+                </wp:positionH>
+                <wp:positionV relativeFrom="paragraph">
+                  <wp:posOffset>56806</wp:posOffset>
+                </wp:positionV>
+                <wp:extent cx="6557645" cy="8255"/>
+                <wp:effectExtent l="0" t="0" r="0" b="0"/>
+                <wp:wrapTopAndBottom/>
+                <wp:docPr id="10" name="Graphic 10"/>
+                <wp:cNvGraphicFramePr>
+                  <a:graphicFrameLocks xmlns:a="http://schemas.openxmlformats.org/drawingml/2006/main"/>
+                </wp:cNvGraphicFramePr>
+                <a:graphic xmlns:a="http://schemas.openxmlformats.org/drawingml/2006/main">
+                  <a:graphicData uri="http://schemas.microsoft.com/office/word/2010/wordprocessingShape">
+                    <wps:wsp>
+                      <wps:cNvSpPr>
+                        <a:spLocks/>
+                      </wps:cNvSpPr>
+                      <wps:spPr>
+                        <a:xfrm>
+                          <a:off x="0" y="0"/>
+                          <a:ext cx="6557645" cy="8255"/>
+                        </a:xfrm>
+                        <a:custGeom>
+                          <a:avLst/>
+                          <a:gdLst/>
+                          <a:ahLst/>
+                          <a:cxnLst/>
+                          <a:rect l="l" t="t" r="r" b="b"/>
+                          <a:pathLst>
+                            <a:path w="6557645" h="8255">
+                              <a:moveTo>
+                                <a:pt x="6557354" y="8055"/>
+                              </a:moveTo>
+                              <a:lnTo>
+                                <a:pt x="0" y="8055"/>
+                              </a:lnTo>
+                              <a:lnTo>
+                                <a:pt x="0" y="0"/>
+                              </a:lnTo>
+                              <a:lnTo>
+                                <a:pt x="6557354" y="0"/>
+                              </a:lnTo>
+                              <a:lnTo>
+                                <a:pt x="6557354" y="8055"/>
+                              </a:lnTo>
+                              <a:close/>
+                            </a:path>
+                          </a:pathLst>
+                        </a:custGeom>
+                        <a:solidFill>
+                          <a:srgbClr val="000000"/>
+                        </a:solidFill>
+                      </wps:spPr>
+                      <wps:bodyPr wrap="square" lIns="0" tIns="0" rIns="0" bIns="0" rtlCol="0">
+                        <a:prstTxWarp prst="textNoShape">
+                          <a:avLst/>
+                        </a:prstTxWarp>
+                        <a:noAutofit/>
+                      </wps:bodyPr>
+                    </wps:wsp>
+                  </a:graphicData>
+                </a:graphic>
+              </wp:anchor>
+            </w:drawing>
+          </mc:Choice>
+          <mc:Fallback>
+            <w:pict>
+              <v:shape w14:anchorId="52CF9DD1" id="Graphic 10" o:spid="_x0000_s1026" style="position:absolute;left:0;text-align:left;margin-left:39.95pt;margin-top:4.45pt;width:516.35pt;height:.65pt;z-index:-15712768;visibility:visible;mso-wrap-style:square;mso-wrap-distance-left:0;mso-wrap-distance-top:0;mso-wrap-distance-right:0;mso-wrap-distance-bottom:0;mso-position-horizontal:absolute;mso-position-horizontal-relative:page;mso-position-vertical:absolute;mso-position-vertical-relative:text;v-text-anchor:top" coordsize="6557645,8255" o:gfxdata="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" path="m6557354,8055l,8055,,,6557354,r,8055xe" fillcolor="black" stroked="f">
+                <v:path arrowok="t"/>
+                <w10:wrap type="topAndBottom" anchorx="page"/>
+              </v:shape>
+            </w:pict>
+          </mc:Fallback>
+        </mc:AlternateContent>
+      </w:r>
+    </w:p>
+    <w:p>
+      <w:pPr>
+        <w:tabs>
+          <w:tab w:val="left" w:pos="3643"/>
+        </w:tabs>
+        <w:spacing w:before="76"/>
+        <w:ind w:left="91"/>
+        <w:rPr>
+          <w:spacing w:val="-4"/>
+          <w:sz w:val="19"/>
+        </w:rPr>
+      </w:pPr>
+      <w:r>
+        <w:rPr>
+          <w:sz w:val="19"/>
+        </w:rPr>
+        <w:t>Arabic: Native</w:t>
+      </w:r>
+      <w:r>
+        <w:rPr>
+          <w:sz w:val="19"/>
+        </w:rPr>
+        <w:tab/>
+        <w:t xml:space="preserve"> </w:t>
+      </w:r>
+      <w:r>
+        <w:rPr>
+          <w:spacing w:val="-4"/>
+          <w:sz w:val="19"/>
+        </w:rPr>
+        <w:t>English: P</w:t>
+      </w:r>
+      <w:r>
+        <w:rPr>
+          <w:spacing w:val="-4"/>
+          <w:sz w:val="19"/>
+        </w:rPr>
+        <w:t>rofessional</w:t>
+      </w:r>
+    </w:p>
+    <w:p>
+      <w:pPr>
+        <w:pStyle w:val="Heading1"/>
+        <w:rPr>
+          <w:rFonts w:ascii="Georgia"/>
+        </w:rPr>
+      </w:pPr>
+      <w:r>
+        <w:rPr>
+          <w:rFonts w:ascii="Georgia"/>
+          <w:spacing w:val="-2"/>
+          <w:w w:val="110"/>
+        </w:rPr>
+        <w:t>Education</w:t>
+      </w:r>
+    </w:p>
+    <w:p>
+      <w:pPr>
+        <w:pStyle w:val="BodyText"/>
+        <w:spacing w:before="8"/>
+        <w:ind w:left="0" w:firstLine="0"/>
+        <w:rPr>
+          <w:rFonts w:ascii="Georgia"/>
+          <w:sz w:val="5"/>
+        </w:rPr>
+      </w:pPr>
+      <w:r>
+        <w:rPr>
+          <w:rFonts w:ascii="Georgia"/>
+          <w:noProof/>
+          <w:sz w:val="5"/>
+        </w:rPr>
+        <mc:AlternateContent>
+          <mc:Choice Requires="wps">
+            <w:drawing>
+              <wp:anchor distT="0" distB="0" distL="0" distR="0" simplePos="0" relativeHeight="487607808" behindDoc="1" locked="0" layoutInCell="1" allowOverlap="1" wp14:anchorId="39DFD7E4" wp14:editId="5B6A0C09">
+                <wp:simplePos x="0" y="0"/>
+                <wp:positionH relativeFrom="page">
+                  <wp:posOffset>507510</wp:posOffset>
+                </wp:positionH>
+                <wp:positionV relativeFrom="paragraph">
+                  <wp:posOffset>56778</wp:posOffset>
+                </wp:positionV>
+                <wp:extent cx="6557645" cy="8255"/>
+                <wp:effectExtent l="0" t="0" r="0" b="0"/>
+                <wp:wrapTopAndBottom/>
+                <wp:docPr id="9" name="Graphic 9"/>
+                <wp:cNvGraphicFramePr>
+                  <a:graphicFrameLocks xmlns:a="http://schemas.openxmlformats.org/drawingml/2006/main"/>
+                </wp:cNvGraphicFramePr>
+                <a:graphic xmlns:a="http://schemas.openxmlformats.org/drawingml/2006/main">
+                  <a:graphicData uri="http://schemas.microsoft.com/office/word/2010/wordprocessingShape">
+                    <wps:wsp>
+                      <wps:cNvSpPr>
+                        <a:spLocks/>
+                      </wps:cNvSpPr>
+                      <wps:spPr>
+                        <a:xfrm>
+                          <a:off x="0" y="0"/>
+                          <a:ext cx="6557645" cy="8255"/>
+                        </a:xfrm>
+                        <a:custGeom>
+                          <a:avLst/>
+                          <a:gdLst/>
+                          <a:ahLst/>
+                          <a:cxnLst/>
+                          <a:rect l="l" t="t" r="r" b="b"/>
+                          <a:pathLst>
+                            <a:path w="6557645" h="8255">
+                              <a:moveTo>
+                                <a:pt x="6557354" y="8055"/>
+                              </a:moveTo>
+                              <a:lnTo>
+                                <a:pt x="0" y="8055"/>
+                              </a:lnTo>
+                              <a:lnTo>
+                                <a:pt x="0" y="0"/>
+                              </a:lnTo>
+                              <a:lnTo>
+                                <a:pt x="6557354" y="0"/>
+                              </a:lnTo>
+                              <a:lnTo>
+                                <a:pt x="6557354" y="8055"/>
+                              </a:lnTo>
+                              <a:close/>
+                            </a:path>
+                          </a:pathLst>
+                        </a:custGeom>
+                        <a:solidFill>
+                          <a:srgbClr val="000000"/>
+                        </a:solidFill>
+                      </wps:spPr>
+                      <wps:bodyPr wrap="square" lIns="0" tIns="0" rIns="0" bIns="0" rtlCol="0">
+                        <a:prstTxWarp prst="textNoShape">
+                          <a:avLst/>
+                        </a:prstTxWarp>
+                        <a:noAutofit/>
+                      </wps:bodyPr>
+                    </wps:wsp>
+                  </a:graphicData>
+                </a:graphic>
+              </wp:anchor>
+            </w:drawing>
+          </mc:Choice>
+          <mc:Fallback>
+            <w:pict>
+              <v:shape w14:anchorId="3DF480CD" id="Graphic 9" o:spid="_x0000_s1026" style="position:absolute;left:0;text-align:left;margin-left:39.95pt;margin-top:4.45pt;width:516.35pt;height:.65pt;z-index:-15708672;visibility:visible;mso-wrap-style:square;mso-wrap-distance-left:0;mso-wrap-distance-top:0;mso-wrap-distance-right:0;mso-wrap-distance-bottom:0;mso-position-horizontal:absolute;mso-position-horizontal-relative:page;mso-position-vertical:absolute;mso-position-vertical-relative:text;v-text-anchor:top" coordsize="6557645,8255" o:gfxdata="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" path="m6557354,8055l,8055,,,6557354,r,8055xe" fillcolor="black" stroked="f">
+                <v:path arrowok="t"/>
+                <w10:wrap type="topAndBottom" anchorx="page"/>
+              </v:shape>
+            </w:pict>
+          </mc:Fallback>
+        </mc:AlternateContent>
+      </w:r>
+    </w:p>
+    <w:p>
+      <w:pPr>
+        <w:spacing w:before="74"/>
+        <w:ind w:left="91" w:hanging="233"/>
+        <w:rPr>
+          <w:sz w:val="23"/>
+        </w:rPr>
+      </w:pPr>
+      <w:r>
+        <w:rPr>
+          <w:color w:val="6F7878"/>
+          <w:spacing w:val="-4"/>
+          <w:sz w:val="23"/>
+        </w:rPr>
+        <w:t>University</w:t>
+      </w:r>
+      <w:r>
+        <w:rPr>
+          <w:color w:val="6F7878"/>
+          <w:spacing w:val="-13"/>
+          <w:sz w:val="23"/>
+        </w:rPr>
+        <w:t xml:space="preserve"> </w:t>
+      </w:r>
+      <w:r>
+        <w:rPr>
+          <w:color w:val="6F7878"/>
+          <w:spacing w:val="-4"/>
+          <w:sz w:val="23"/>
+        </w:rPr>
+        <w:t>of</w:t>
+      </w:r>
+      <w:r>
+        <w:rPr>
+          <w:color w:val="6F7878"/>
+          <w:spacing w:val="-3"/>
+          <w:sz w:val="23"/>
+        </w:rPr>
+        <w:t xml:space="preserve"> </w:t>
+      </w:r>
+      <w:r>
+        <w:rPr>
+          <w:color w:val="6F7878"/>
+          <w:spacing w:val="-4"/>
+          <w:sz w:val="23"/>
+        </w:rPr>
+        <w:t>Jeddah</w:t>
+      </w:r>
+    </w:p>
+    <w:p>
+      <w:pPr>
+        <w:tabs>
+          <w:tab w:val="left" w:pos="8898"/>
+        </w:tabs>
+        <w:spacing w:before="29"/>
+        <w:ind w:left="91"/>
+        <w:rPr>
+          <w:sz w:val="19"/>
+          <w:szCs w:val="19"/>
+        </w:rPr>
+      </w:pPr>
+      <w:r>
+        <w:rPr>
+          <w:spacing w:val="-4"/>
+          <w:sz w:val="19"/>
+        </w:rPr>
+        <w:t>Bachelor's</w:t>
+      </w:r>
+      <w:r>
+        <w:rPr>
+          <w:spacing w:val="-9"/>
+          <w:sz w:val="19"/>
+        </w:rPr>
+        <w:t xml:space="preserve"> </w:t>
+      </w:r>
+      <w:r>
+        <w:rPr>
+          <w:spacing w:val="-4"/>
+          <w:sz w:val="19"/>
+        </w:rPr>
+        <w:t>degree,</w:t>
+      </w:r>
+      <w:r>
+        <w:rPr>
+          <w:spacing w:val="-24"/>
+          <w:sz w:val="19"/>
+        </w:rPr>
+        <w:t xml:space="preserve"> </w:t>
+      </w:r>
+      <w:r>
+        <w:rPr>
+          <w:spacing w:val="-4"/>
+          <w:sz w:val="19"/>
+        </w:rPr>
+        <w:t>Data Science</w:t>
+      </w:r>
+      <w:r>
+        <w:rPr>
+          <w:color w:val="3D3D3D"/>
+          <w:spacing w:val="-2"/>
+          <w:sz w:val="19"/>
+        </w:rPr>
+        <w:t xml:space="preserve">, </w:t>
+      </w:r>
+      <w:r>
+        <w:rPr>
+          <w:color w:val="3D3D3D"/>
+          <w:spacing w:val="-2"/>
+          <w:sz w:val="19"/>
+        </w:rPr>
+        <w:t>GPA: 4.37</w:t>
+      </w:r>
+      <w:r>
+        <w:rPr>
+          <w:color w:val="3D3D3D"/>
+          <w:spacing w:val="-2"/>
+          <w:sz w:val="19"/>
+        </w:rPr>
+        <w:t xml:space="preserve"> </w:t>
+      </w:r>
+      <w:r>
+        <w:rPr>
+          <w:color w:val="3D3D3D"/>
+          <w:spacing w:val="-2"/>
+          <w:sz w:val="19"/>
+        </w:rPr>
+        <w:t>Second Class Honors</w:t>
+      </w:r>
+      <w:r>
+        <w:rPr>
+          <w:color w:val="3D3D3D"/>
+          <w:spacing w:val="-2"/>
+          <w:sz w:val="19"/>
+        </w:rPr>
+        <w:tab/>
+        <w:t>01/2022</w:t>
+      </w:r>
+      <w:r>
+        <w:rPr>
+          <w:color w:val="3D3D3D"/>
+          <w:spacing w:val="-23"/>
+          <w:sz w:val="19"/>
+        </w:rPr>
+        <w:t xml:space="preserve"> </w:t>
+      </w:r>
+      <w:r>
+        <w:rPr>
+          <w:color w:val="3D3D3D"/>
+          <w:spacing w:val="-2"/>
+          <w:sz w:val="19"/>
+        </w:rPr>
+        <w:t>-</w:t>
+      </w:r>
+      <w:r>
+        <w:rPr>
+          <w:color w:val="3D3D3D"/>
+          <w:spacing w:val="-22"/>
+          <w:sz w:val="19"/>
+        </w:rPr>
+        <w:t xml:space="preserve"> </w:t>
+      </w:r>
+      <w:r>
+        <w:rPr>
+          <w:color w:val="3D3D3D"/>
+          <w:spacing w:val="-2"/>
+          <w:sz w:val="19"/>
+        </w:rPr>
+        <w:t>01/2026</w:t>
+      </w:r>
+    </w:p>
+    <w:p>
+      <w:pPr>
+        <w:tabs>
+          <w:tab w:val="left" w:pos="3643"/>
+        </w:tabs>
+        <w:spacing w:before="76"/>
+        <w:ind w:left="91"/>
+        <w:rPr>
+          <w:spacing w:val="-4"/>
+          <w:sz w:val="19"/>
+        </w:rPr>
+      </w:pPr>
+      <w:r>
+        <w:rPr>
+          <w:color w:val="3D3D3D"/>
+          <w:sz w:val="16"/>
+        </w:rPr>
+        <w:t xml:space="preserve">Academic Excellence Award </w:t>
+      </w:r>
+      <w:r>
+        <w:rPr>
+          <w:color w:val="3D3D3D"/>
+          <w:sz w:val="16"/>
+        </w:rPr>
+        <w:t>-</w:t>
+      </w:r>
+      <w:r>
+        <w:rPr>
+          <w:color w:val="3D3D3D"/>
+          <w:sz w:val="16"/>
+        </w:rPr>
+        <w:t xml:space="preserve"> University of Jeddah (</w:t>
+      </w:r>
+      <w:r>
+        <w:rPr>
+          <w:color w:val="3D3D3D"/>
+          <w:sz w:val="16"/>
+        </w:rPr>
+        <w:t>2022 &amp; 2026</w:t>
+      </w:r>
+      <w:r>
+        <w:rPr>
+          <w:color w:val="3D3D3D"/>
+          <w:sz w:val="16"/>
+        </w:rPr>
+        <w:t>)</w:t>
       </w:r>
     </w:p>
     <w:p>
@@ -2745,6 +3447,7 @@
           <w:tab w:val="right" w:pos="9214"/>
         </w:tabs>
         <w:spacing w:before="2"/>
+        <w:ind w:left="0"/>
         <w:rPr>
           <w:b/>
           <w:bCs/>
@@ -2840,6 +3543,7 @@
           <w:tab w:val="right" w:pos="10348"/>
         </w:tabs>
         <w:spacing w:before="2"/>
+        <w:ind w:left="-142" w:firstLine="0"/>
         <w:rPr>
           <w:color w:val="3D3D3D"/>
         </w:rPr>
@@ -2915,7 +3619,7 @@
           <w:tab w:val="left" w:pos="9402"/>
         </w:tabs>
         <w:spacing w:before="74"/>
-        <w:ind w:left="91"/>
+        <w:ind w:left="-142"/>
         <w:rPr>
           <w:color w:val="3D3D3D"/>
           <w:spacing w:val="-2"/>
@@ -2984,7 +3688,7 @@
           <w:tab w:val="right" w:pos="10348"/>
         </w:tabs>
         <w:spacing w:before="74"/>
-        <w:ind w:left="91" w:right="156"/>
+        <w:ind w:left="-142" w:right="156"/>
         <w:rPr>
           <w:position w:val="4"/>
           <w:sz w:val="19"/>
@@ -3117,477 +3821,11 @@
         </w:rPr>
         <w:t>}</w:t>
       </w:r>
-    </w:p>
-    <w:p>
-      <w:pPr>
-        <w:pStyle w:val="Heading1"/>
-        <w:rPr>
-          <w:rFonts w:ascii="Georgia"/>
-        </w:rPr>
-      </w:pPr>
-      <w:r>
-        <w:rPr>
-          <w:rFonts w:ascii="Georgia"/>
-          <w:spacing w:val="-2"/>
-          <w:w w:val="110"/>
-        </w:rPr>
-        <w:t>Education</w:t>
-      </w:r>
-    </w:p>
-    <w:p>
-      <w:pPr>
-        <w:pStyle w:val="BodyText"/>
-        <w:spacing w:before="8"/>
-        <w:ind w:left="0" w:firstLine="0"/>
-        <w:rPr>
-          <w:rFonts w:ascii="Georgia"/>
-          <w:sz w:val="5"/>
-        </w:rPr>
-      </w:pPr>
-      <w:r>
-        <w:rPr>
-          <w:rFonts w:ascii="Georgia"/>
-          <w:noProof/>
-          <w:sz w:val="5"/>
-        </w:rPr>
-        <mc:AlternateContent>
-          <mc:Choice Requires="wps">
-            <w:drawing>
-              <wp:anchor distT="0" distB="0" distL="0" distR="0" simplePos="0" relativeHeight="487588864" behindDoc="1" locked="0" layoutInCell="1" allowOverlap="1" wp14:anchorId="3FC03A94" wp14:editId="37DBABEB">
-                <wp:simplePos x="0" y="0"/>
-                <wp:positionH relativeFrom="page">
-                  <wp:posOffset>507510</wp:posOffset>
-                </wp:positionH>
-                <wp:positionV relativeFrom="paragraph">
-                  <wp:posOffset>56778</wp:posOffset>
-                </wp:positionV>
-                <wp:extent cx="6557645" cy="8255"/>
-                <wp:effectExtent l="0" t="0" r="0" b="0"/>
-                <wp:wrapTopAndBottom/>
-                <wp:docPr id="9" name="Graphic 9"/>
-                <wp:cNvGraphicFramePr>
-                  <a:graphicFrameLocks xmlns:a="http://schemas.openxmlformats.org/drawingml/2006/main"/>
-                </wp:cNvGraphicFramePr>
-                <a:graphic xmlns:a="http://schemas.openxmlformats.org/drawingml/2006/main">
-                  <a:graphicData uri="http://schemas.microsoft.com/office/word/2010/wordprocessingShape">
-                    <wps:wsp>
-                      <wps:cNvSpPr>
-                        <a:spLocks/>
-                      </wps:cNvSpPr>
-                      <wps:spPr>
-                        <a:xfrm>
-                          <a:off x="0" y="0"/>
-                          <a:ext cx="6557645" cy="8255"/>
-                        </a:xfrm>
-                        <a:custGeom>
-                          <a:avLst/>
-                          <a:gdLst/>
-                          <a:ahLst/>
-                          <a:cxnLst/>
-                          <a:rect l="l" t="t" r="r" b="b"/>
-                          <a:pathLst>
-                            <a:path w="6557645" h="8255">
-                              <a:moveTo>
-                                <a:pt x="6557354" y="8055"/>
-                              </a:moveTo>
-                              <a:lnTo>
-                                <a:pt x="0" y="8055"/>
-                              </a:lnTo>
-                              <a:lnTo>
-                                <a:pt x="0" y="0"/>
-                              </a:lnTo>
-                              <a:lnTo>
-                                <a:pt x="6557354" y="0"/>
-                              </a:lnTo>
-                              <a:lnTo>
-                                <a:pt x="6557354" y="8055"/>
-                              </a:lnTo>
-                              <a:close/>
-                            </a:path>
-                          </a:pathLst>
-                        </a:custGeom>
-                        <a:solidFill>
-                          <a:srgbClr val="000000"/>
-                        </a:solidFill>
-                      </wps:spPr>
-                      <wps:bodyPr wrap="square" lIns="0" tIns="0" rIns="0" bIns="0" rtlCol="0">
-                        <a:prstTxWarp prst="textNoShape">
-                          <a:avLst/>
-                        </a:prstTxWarp>
-                        <a:noAutofit/>
-                      </wps:bodyPr>
-                    </wps:wsp>
-                  </a:graphicData>
-                </a:graphic>
-              </wp:anchor>
-            </w:drawing>
-          </mc:Choice>
-          <mc:Fallback>
-            <w:pict>
-              <v:shape w14:anchorId="6BE9404D" id="Graphic 9" o:spid="_x0000_s1026" style="position:absolute;left:0;text-align:left;margin-left:39.95pt;margin-top:4.45pt;width:516.35pt;height:.65pt;z-index:-15727616;visibility:visible;mso-wrap-style:square;mso-wrap-distance-left:0;mso-wrap-distance-top:0;mso-wrap-distance-right:0;mso-wrap-distance-bottom:0;mso-position-horizontal:absolute;mso-position-horizontal-relative:page;mso-position-vertical:absolute;mso-position-vertical-relative:text;v-text-anchor:top" coordsize="6557645,8255" o:gfxdata="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" path="m6557354,8055l,8055,,,6557354,r,8055xe" fillcolor="black" stroked="f">
-                <v:path arrowok="t"/>
-                <w10:wrap type="topAndBottom" anchorx="page"/>
-              </v:shape>
-            </w:pict>
-          </mc:Fallback>
-        </mc:AlternateContent>
-      </w:r>
-    </w:p>
-    <w:p>
-      <w:pPr>
-        <w:spacing w:before="74"/>
-        <w:ind w:left="91"/>
-        <w:rPr>
-          <w:sz w:val="23"/>
-        </w:rPr>
-      </w:pPr>
-      <w:r>
-        <w:rPr>
-          <w:color w:val="6F7878"/>
-          <w:spacing w:val="-4"/>
-          <w:sz w:val="23"/>
-        </w:rPr>
-        <w:t>University</w:t>
-      </w:r>
-      <w:r>
-        <w:rPr>
-          <w:color w:val="6F7878"/>
-          <w:spacing w:val="-13"/>
-          <w:sz w:val="23"/>
-        </w:rPr>
-        <w:t xml:space="preserve"> </w:t>
-      </w:r>
-      <w:r>
-        <w:rPr>
-          <w:color w:val="6F7878"/>
-          <w:spacing w:val="-4"/>
-          <w:sz w:val="23"/>
-        </w:rPr>
-        <w:t>of</w:t>
-      </w:r>
-      <w:r>
-        <w:rPr>
-          <w:color w:val="6F7878"/>
-          <w:spacing w:val="-3"/>
-          <w:sz w:val="23"/>
-        </w:rPr>
-        <w:t xml:space="preserve"> </w:t>
-      </w:r>
-      <w:r>
-        <w:rPr>
-          <w:color w:val="6F7878"/>
-          <w:spacing w:val="-4"/>
-          <w:sz w:val="23"/>
-        </w:rPr>
-        <w:t>Jeddah</w:t>
-      </w:r>
-    </w:p>
-    <w:p>
-      <w:pPr>
-        <w:tabs>
-          <w:tab w:val="left" w:pos="8898"/>
-        </w:tabs>
-        <w:spacing w:before="29"/>
-        <w:ind w:left="91"/>
+      <w:r>
         <w:rPr>
           <w:sz w:val="19"/>
-          <w:szCs w:val="19"/>
-        </w:rPr>
-      </w:pPr>
-      <w:r>
-        <w:rPr>
-          <w:spacing w:val="-4"/>
-          <w:sz w:val="19"/>
-        </w:rPr>
-        <w:t>Bachelor's</w:t>
-      </w:r>
-      <w:r>
-        <w:rPr>
-          <w:spacing w:val="-9"/>
-          <w:sz w:val="19"/>
-        </w:rPr>
-        <w:t xml:space="preserve"> </w:t>
-      </w:r>
-      <w:r>
-        <w:rPr>
-          <w:spacing w:val="-4"/>
-          <w:sz w:val="19"/>
-        </w:rPr>
-        <w:t>degree,</w:t>
-      </w:r>
-      <w:r>
-        <w:rPr>
-          <w:spacing w:val="-24"/>
-          <w:sz w:val="19"/>
-        </w:rPr>
-        <w:t xml:space="preserve"> </w:t>
-      </w:r>
-      <w:r>
-        <w:rPr>
-          <w:spacing w:val="-4"/>
-          <w:sz w:val="19"/>
-        </w:rPr>
-        <w:t>Data Science</w:t>
-      </w:r>
-      <w:r>
-        <w:rPr>
-          <w:color w:val="3D3D3D"/>
-          <w:spacing w:val="-2"/>
-          <w:sz w:val="19"/>
-        </w:rPr>
-        <w:t xml:space="preserve">, </w:t>
-      </w:r>
-      <w:r>
-        <w:rPr>
-          <w:color w:val="3D3D3D"/>
-          <w:spacing w:val="-2"/>
-          <w:sz w:val="19"/>
-        </w:rPr>
-        <w:t>GPA: 4.37</w:t>
-      </w:r>
-      <w:r>
-        <w:rPr>
-          <w:color w:val="3D3D3D"/>
-          <w:spacing w:val="-2"/>
-          <w:sz w:val="19"/>
-        </w:rPr>
-        <w:t xml:space="preserve"> </w:t>
-      </w:r>
-      <w:r>
-        <w:rPr>
-          <w:color w:val="3D3D3D"/>
-          <w:spacing w:val="-2"/>
-          <w:sz w:val="19"/>
-        </w:rPr>
-        <w:t>Second Class Honors</w:t>
-      </w:r>
-      <w:r>
-        <w:rPr>
-          <w:color w:val="3D3D3D"/>
-          <w:spacing w:val="-2"/>
-          <w:sz w:val="19"/>
         </w:rPr>
         <w:tab/>
-        <w:t>01/2022</w:t>
-      </w:r>
-      <w:r>
-        <w:rPr>
-          <w:color w:val="3D3D3D"/>
-          <w:spacing w:val="-23"/>
-          <w:sz w:val="19"/>
-        </w:rPr>
-        <w:t xml:space="preserve"> </w:t>
-      </w:r>
-      <w:r>
-        <w:rPr>
-          <w:color w:val="3D3D3D"/>
-          <w:spacing w:val="-2"/>
-          <w:sz w:val="19"/>
-        </w:rPr>
-        <w:t>-</w:t>
-      </w:r>
-      <w:r>
-        <w:rPr>
-          <w:color w:val="3D3D3D"/>
-          <w:spacing w:val="-22"/>
-          <w:sz w:val="19"/>
-        </w:rPr>
-        <w:t xml:space="preserve"> </w:t>
-      </w:r>
-      <w:r>
-        <w:rPr>
-          <w:color w:val="3D3D3D"/>
-          <w:spacing w:val="-2"/>
-          <w:sz w:val="19"/>
-        </w:rPr>
-        <w:t>01/2026</w:t>
-      </w:r>
-    </w:p>
-    <w:p>
-      <w:pPr>
-        <w:tabs>
-          <w:tab w:val="left" w:pos="8898"/>
-        </w:tabs>
-        <w:spacing w:before="29"/>
-        <w:ind w:left="91"/>
-        <w:rPr>
-          <w:sz w:val="19"/>
-        </w:rPr>
-      </w:pPr>
-      <w:r>
-        <w:rPr>
-          <w:color w:val="3D3D3D"/>
-          <w:sz w:val="16"/>
-        </w:rPr>
-        <w:t xml:space="preserve">Academic Excellence Award </w:t>
-      </w:r>
-      <w:r>
-        <w:rPr>
-          <w:color w:val="3D3D3D"/>
-          <w:sz w:val="16"/>
-        </w:rPr>
-        <w:t>-</w:t>
-      </w:r>
-      <w:r>
-        <w:rPr>
-          <w:color w:val="3D3D3D"/>
-          <w:sz w:val="16"/>
-        </w:rPr>
-        <w:t xml:space="preserve"> University of Jeddah (</w:t>
-      </w:r>
-      <w:r>
-        <w:rPr>
-          <w:color w:val="3D3D3D"/>
-          <w:sz w:val="16"/>
-        </w:rPr>
-        <w:t>2022 &amp; 2026</w:t>
-      </w:r>
-      <w:r>
-        <w:rPr>
-          <w:color w:val="3D3D3D"/>
-          <w:sz w:val="16"/>
-        </w:rPr>
-        <w:t>)</w:t>
-      </w:r>
-      <w:r>
-        <w:rPr>
-          <w:sz w:val="19"/>
-        </w:rPr>
-        <w:tab/>
-      </w:r>
-    </w:p>
-    <w:p>
-      <w:pPr>
-        <w:pStyle w:val="Heading1"/>
-        <w:rPr>
-          <w:rFonts w:ascii="Georgia"/>
-        </w:rPr>
-      </w:pPr>
-      <w:r>
-        <w:rPr>
-          <w:rFonts w:ascii="Georgia"/>
-          <w:spacing w:val="-2"/>
-          <w:w w:val="115"/>
-        </w:rPr>
-        <w:t>Skills</w:t>
-      </w:r>
-    </w:p>
-    <w:p>
-      <w:pPr>
-        <w:pStyle w:val="BodyText"/>
-        <w:spacing w:before="8"/>
-        <w:ind w:left="0" w:firstLine="0"/>
-        <w:rPr>
-          <w:rFonts w:ascii="Georgia"/>
-          <w:sz w:val="5"/>
-        </w:rPr>
-      </w:pPr>
-      <w:r>
-        <w:rPr>
-          <w:rFonts w:ascii="Georgia"/>
-          <w:noProof/>
-          <w:sz w:val="5"/>
-        </w:rPr>
-        <mc:AlternateContent>
-          <mc:Choice Requires="wps">
-            <w:drawing>
-              <wp:anchor distT="0" distB="0" distL="0" distR="0" simplePos="0" relativeHeight="487589888" behindDoc="1" locked="0" layoutInCell="1" allowOverlap="1" wp14:anchorId="13541E2D" wp14:editId="1D16526E">
-                <wp:simplePos x="0" y="0"/>
-                <wp:positionH relativeFrom="page">
-                  <wp:posOffset>507510</wp:posOffset>
-                </wp:positionH>
-                <wp:positionV relativeFrom="paragraph">
-                  <wp:posOffset>56900</wp:posOffset>
-                </wp:positionV>
-                <wp:extent cx="6557645" cy="8255"/>
-                <wp:effectExtent l="0" t="0" r="0" b="0"/>
-                <wp:wrapTopAndBottom/>
-                <wp:docPr id="11" name="Graphic 11"/>
-                <wp:cNvGraphicFramePr>
-                  <a:graphicFrameLocks xmlns:a="http://schemas.openxmlformats.org/drawingml/2006/main"/>
-                </wp:cNvGraphicFramePr>
-                <a:graphic xmlns:a="http://schemas.openxmlformats.org/drawingml/2006/main">
-                  <a:graphicData uri="http://schemas.microsoft.com/office/word/2010/wordprocessingShape">
-                    <wps:wsp>
-                      <wps:cNvSpPr>
-                        <a:spLocks/>
-                      </wps:cNvSpPr>
-                      <wps:spPr>
-                        <a:xfrm>
-                          <a:off x="0" y="0"/>
-                          <a:ext cx="6557645" cy="8255"/>
-                        </a:xfrm>
-                        <a:custGeom>
-                          <a:avLst/>
-                          <a:gdLst/>
-                          <a:ahLst/>
-                          <a:cxnLst/>
-                          <a:rect l="l" t="t" r="r" b="b"/>
-                          <a:pathLst>
-                            <a:path w="6557645" h="8255">
-                              <a:moveTo>
-                                <a:pt x="6557354" y="8055"/>
-                              </a:moveTo>
-                              <a:lnTo>
-                                <a:pt x="0" y="8055"/>
-                              </a:lnTo>
-                              <a:lnTo>
-                                <a:pt x="0" y="0"/>
-                              </a:lnTo>
-                              <a:lnTo>
-                                <a:pt x="6557354" y="0"/>
-                              </a:lnTo>
-                              <a:lnTo>
-                                <a:pt x="6557354" y="8055"/>
-                              </a:lnTo>
-                              <a:close/>
-                            </a:path>
-                          </a:pathLst>
-                        </a:custGeom>
-                        <a:solidFill>
-                          <a:srgbClr val="000000"/>
-                        </a:solidFill>
-                      </wps:spPr>
-                      <wps:bodyPr wrap="square" lIns="0" tIns="0" rIns="0" bIns="0" rtlCol="0">
-                        <a:prstTxWarp prst="textNoShape">
-                          <a:avLst/>
-                        </a:prstTxWarp>
-                        <a:noAutofit/>
-                      </wps:bodyPr>
-                    </wps:wsp>
-                  </a:graphicData>
-                </a:graphic>
-              </wp:anchor>
-            </w:drawing>
-          </mc:Choice>
-          <mc:Fallback>
-            <w:pict>
-              <v:shape w14:anchorId="67C96113" id="Graphic 11" o:spid="_x0000_s1026" style="position:absolute;margin-left:39.95pt;margin-top:4.5pt;width:516.35pt;height:.65pt;z-index:-15726592;visibility:visible;mso-wrap-style:square;mso-wrap-distance-left:0;mso-wrap-distance-top:0;mso-wrap-distance-right:0;mso-wrap-distance-bottom:0;mso-position-horizontal:absolute;mso-position-horizontal-relative:page;mso-position-vertical:absolute;mso-position-vertical-relative:text;v-text-anchor:top" coordsize="6557645,8255" o:gfxdata="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" path="m6557354,8055l,8055,,,6557354,r,8055xe" fillcolor="black" stroked="f">
-                <v:path arrowok="t"/>
-                <w10:wrap type="topAndBottom" anchorx="page"/>
-              </v:shape>
-            </w:pict>
-          </mc:Fallback>
-        </mc:AlternateContent>
-      </w:r>
-    </w:p>
-    <w:p>
-      <w:pPr>
-        <w:pStyle w:val="Heading1"/>
-        <w:spacing w:before="90"/>
-        <w:rPr>
-          <w:rFonts w:ascii="Georgia"/>
-          <w:spacing w:val="-2"/>
-          <w:w w:val="105"/>
-        </w:rPr>
-      </w:pPr>
-      <w:r>
-        <w:rPr>
-          <w:color w:val="3D3D3D"/>
-          <w:sz w:val="16"/>
-          <w:szCs w:val="16"/>
-        </w:rPr>
-        <w:t>{{SKILLS_LIST}}</w:t>
       </w:r>
     </w:p>
     <w:p>
@@ -3710,6 +3948,7 @@
       <w:pPr>
         <w:pStyle w:val="BodyText"/>
         <w:spacing w:before="0"/>
+        <w:ind w:hanging="445"/>
         <w:rPr>
           <w:color w:val="6F7878"/>
           <w:spacing w:val="-8"/>
@@ -3742,7 +3981,7 @@
     <w:p>
       <w:pPr>
         <w:pStyle w:val="Heading1"/>
-        <w:ind w:left="91"/>
+        <w:ind w:left="91" w:hanging="233"/>
         <w:jc w:val="left"/>
         <w:rPr>
           <w:color w:val="6F7878"/>
@@ -4008,121 +4247,6 @@
     </w:p>
     <w:p>
       <w:pPr>
-        <w:pStyle w:val="Heading1"/>
-        <w:rPr>
-          <w:rFonts w:ascii="Georgia"/>
-        </w:rPr>
-      </w:pPr>
-      <w:r>
-        <w:rPr>
-          <w:rFonts w:ascii="Georgia"/>
-          <w:spacing w:val="-2"/>
-          <w:w w:val="110"/>
-        </w:rPr>
-        <w:t>Languages</w:t>
-      </w:r>
-    </w:p>
-    <w:p>
-      <w:pPr>
-        <w:pStyle w:val="BodyText"/>
-        <w:spacing w:before="8"/>
-        <w:ind w:left="0" w:firstLine="0"/>
-        <w:rPr>
-          <w:rFonts w:ascii="Georgia"/>
-          <w:sz w:val="5"/>
-        </w:rPr>
-      </w:pPr>
-      <w:r>
-        <w:rPr>
-          <w:rFonts w:ascii="Georgia"/>
-          <w:noProof/>
-          <w:sz w:val="5"/>
-        </w:rPr>
-        <mc:AlternateContent>
-          <mc:Choice Requires="wps">
-            <w:drawing>
-              <wp:anchor distT="0" distB="0" distL="0" distR="0" simplePos="0" relativeHeight="487597568" behindDoc="1" locked="0" layoutInCell="1" allowOverlap="1" wp14:anchorId="0AF161F3" wp14:editId="69476072">
-                <wp:simplePos x="0" y="0"/>
-                <wp:positionH relativeFrom="page">
-                  <wp:posOffset>507510</wp:posOffset>
-                </wp:positionH>
-                <wp:positionV relativeFrom="paragraph">
-                  <wp:posOffset>56806</wp:posOffset>
-                </wp:positionV>
-                <wp:extent cx="6557645" cy="8255"/>
-                <wp:effectExtent l="0" t="0" r="0" b="0"/>
-                <wp:wrapTopAndBottom/>
-                <wp:docPr id="10" name="Graphic 10"/>
-                <wp:cNvGraphicFramePr>
-                  <a:graphicFrameLocks xmlns:a="http://schemas.openxmlformats.org/drawingml/2006/main"/>
-                </wp:cNvGraphicFramePr>
-                <a:graphic xmlns:a="http://schemas.openxmlformats.org/drawingml/2006/main">
-                  <a:graphicData uri="http://schemas.microsoft.com/office/word/2010/wordprocessingShape">
-                    <wps:wsp>
-                      <wps:cNvSpPr>
-                        <a:spLocks/>
-                      </wps:cNvSpPr>
-                      <wps:spPr>
-                        <a:xfrm>
-                          <a:off x="0" y="0"/>
-                          <a:ext cx="6557645" cy="8255"/>
-                        </a:xfrm>
-                        <a:custGeom>
-                          <a:avLst/>
-                          <a:gdLst/>
-                          <a:ahLst/>
-                          <a:cxnLst/>
-                          <a:rect l="l" t="t" r="r" b="b"/>
-                          <a:pathLst>
-                            <a:path w="6557645" h="8255">
-                              <a:moveTo>
-                                <a:pt x="6557354" y="8055"/>
-                              </a:moveTo>
-                              <a:lnTo>
-                                <a:pt x="0" y="8055"/>
-                              </a:lnTo>
-                              <a:lnTo>
-                                <a:pt x="0" y="0"/>
-                              </a:lnTo>
-                              <a:lnTo>
-                                <a:pt x="6557354" y="0"/>
-                              </a:lnTo>
-                              <a:lnTo>
-                                <a:pt x="6557354" y="8055"/>
-                              </a:lnTo>
-                              <a:close/>
-                            </a:path>
-                          </a:pathLst>
-                        </a:custGeom>
-                        <a:solidFill>
-                          <a:srgbClr val="000000"/>
-                        </a:solidFill>
-                      </wps:spPr>
-                      <wps:bodyPr wrap="square" lIns="0" tIns="0" rIns="0" bIns="0" rtlCol="0">
-                        <a:prstTxWarp prst="textNoShape">
-                          <a:avLst/>
-                        </a:prstTxWarp>
-                        <a:noAutofit/>
-                      </wps:bodyPr>
-                    </wps:wsp>
-                  </a:graphicData>
-                </a:graphic>
-              </wp:anchor>
-            </w:drawing>
-          </mc:Choice>
-          <mc:Fallback>
-            <w:pict>
-              <v:shape w14:anchorId="1104CDF4" id="Graphic 10" o:spid="_x0000_s1026" style="position:absolute;margin-left:39.95pt;margin-top:4.45pt;width:516.35pt;height:.65pt;z-index:-15718912;visibility:visible;mso-wrap-style:square;mso-wrap-distance-left:0;mso-wrap-distance-top:0;mso-wrap-distance-right:0;mso-wrap-distance-bottom:0;mso-position-horizontal:absolute;mso-position-horizontal-relative:page;mso-position-vertical:absolute;mso-position-vertical-relative:text;v-text-anchor:top" coordsize="6557645,8255" o:gfxdata="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" path="m6557354,8055l,8055,,,6557354,r,8055xe" fillcolor="black" stroked="f">
-                <v:path arrowok="t"/>
-                <w10:wrap type="topAndBottom" anchorx="page"/>
-              </v:shape>
-            </w:pict>
-          </mc:Fallback>
-        </mc:AlternateContent>
-      </w:r>
-    </w:p>
-    <w:p>
-      <w:pPr>
         <w:tabs>
           <w:tab w:val="left" w:pos="3643"/>
         </w:tabs>
@@ -4133,51 +4257,6 @@
           <w:sz w:val="19"/>
         </w:rPr>
       </w:pPr>
-      <w:r>
-        <w:rPr>
-          <w:sz w:val="19"/>
-        </w:rPr>
-        <w:t>Arabic</w:t>
-      </w:r>
-      <w:r>
-        <w:rPr>
-          <w:sz w:val="19"/>
-        </w:rPr>
-        <w:t>: Native</w:t>
-      </w:r>
-      <w:r>
-        <w:rPr>
-          <w:sz w:val="19"/>
-        </w:rPr>
-        <w:tab/>
-      </w:r>
-      <w:r>
-        <w:rPr>
-          <w:sz w:val="19"/>
-        </w:rPr>
-        <w:t xml:space="preserve"> </w:t>
-      </w:r>
-      <w:r>
-        <w:rPr>
-          <w:spacing w:val="-4"/>
-          <w:sz w:val="19"/>
-        </w:rPr>
-        <w:t>English</w:t>
-      </w:r>
-      <w:r>
-        <w:rPr>
-          <w:spacing w:val="-4"/>
-          <w:sz w:val="19"/>
-        </w:rPr>
-        <w:t>: P</w:t>
-      </w:r>
-      <w:r>
-        <w:rPr>
-          <w:spacing w:val="-4"/>
-          <w:sz w:val="19"/>
-        </w:rPr>
-        <w:t>rofessional</w:t>
-      </w:r>
     </w:p>
     <w:sectPr>
       <w:pgSz w:w="11920" w:h="16860"/>
@@ -6199,6 +6278,7 @@
   <w:style w:type="character" w:default="1" w:styleId="DefaultParagraphFont">
     <w:name w:val="Default Paragraph Font"/>
     <w:uiPriority w:val="1"/>
+    <w:semiHidden/>
     <w:unhideWhenUsed/>
   </w:style>
   <w:style w:type="table" w:default="1" w:styleId="TableNormal">
